--- a/course_development/active_inference_es/01_story_time/06_learning/output/study-guides/06_learning-practice_quiz.docx
+++ b/course_development/active_inference_es/01_story_time/06_learning/output/study-guides/06_learning-practice_quiz.docx
@@ -27,6 +27,11 @@
     </w:p>
     <w:p>
       <w:r>
+        <w:t>Answer: B! Great job! When we are surprised, it means our brain got something wrong and now it can fix its map. That is learning!</w:t>
+      </w:r>
+    </w:p>
+    <w:p>
+      <w:r>
         <w:t>What did Beep-Boop predict about the bowling ball?</w:t>
         <w:br/>
         <w:t xml:space="preserve">    A) It was heavy</w:t>
@@ -36,6 +41,11 @@
         <w:t xml:space="preserve">    C) It was cheese</w:t>
         <w:br/>
         <w:t xml:space="preserve">    D) It was hot</w:t>
+      </w:r>
+    </w:p>
+    <w:p>
+      <w:r>
+        <w:t>Answer: B! That's right! Beep-Boop thought all balls were light, so he predicted the bowling ball would be light too.</w:t>
       </w:r>
     </w:p>
     <w:p>
@@ -53,6 +63,11 @@
     </w:p>
     <w:p>
       <w:r>
+        <w:t>Answer: A! Exactly! The bowling ball was HEAVY and Beep-Boop fell over. What a surprise!</w:t>
+      </w:r>
+    </w:p>
+    <w:p>
+      <w:r>
         <w:t>When you learn, what do you update?</w:t>
         <w:br/>
         <w:t xml:space="preserve">    A) Your shoes</w:t>
@@ -62,6 +77,11 @@
         <w:t xml:space="preserve">    C) The weather</w:t>
         <w:br/>
         <w:t xml:space="preserve">    D) Your friend</w:t>
+      </w:r>
+    </w:p>
+    <w:p>
+      <w:r>
+        <w:t>Answer: B! Nice work! Your brain has a map of how the world works, and learning means fixing that map when something surprises you.</w:t>
       </w:r>
     </w:p>
     <w:p>
@@ -79,6 +99,11 @@
     </w:p>
     <w:p>
       <w:r>
+        <w:t>Answer: C! You got it! Falling is just your brain learning what NOT to do. Try again and you will get better.</w:t>
+      </w:r>
+    </w:p>
+    <w:p>
+      <w:r>
         <w:t>Is Surprise good for learning?</w:t>
         <w:br/>
         <w:t xml:space="preserve">    A) Yes, it tells us our prediction was wrong</w:t>
@@ -92,6 +117,11 @@
     </w:p>
     <w:p>
       <w:r>
+        <w:t>Answer: A! That's right! Surprise is like your brain's alarm clock saying "Wake up! There is something new to learn!"</w:t>
+      </w:r>
+    </w:p>
+    <w:p>
+      <w:r>
         <w:t>Can robots learn?</w:t>
         <w:br/>
         <w:t xml:space="preserve">    A) No</w:t>
@@ -101,6 +131,65 @@
         <w:t xml:space="preserve">    C) Only if they have legs</w:t>
         <w:br/>
         <w:t xml:space="preserve">    D) Only if they eat batteries</w:t>
+      </w:r>
+    </w:p>
+    <w:p>
+      <w:r>
+        <w:t>Answer: B! Smart thinking! Robots like Beep-Boop can learn by fixing the rules in their computer brains, just like we fix our maps.</w:t>
+      </w:r>
+    </w:p>
+    <w:p>
+      <w:r>
+        <w:t>What did Beep-Boop write on his new map after his mistake?</w:t>
+        <w:br/>
+        <w:t xml:space="preserve">    A) "All balls are light"</w:t>
+        <w:br/>
+        <w:t xml:space="preserve">    B) "Some balls are heavy. Check first!"</w:t>
+        <w:br/>
+        <w:t xml:space="preserve">    C) "I do not like balls"</w:t>
+        <w:br/>
+        <w:t xml:space="preserve">    D) "Bowling is scary"</w:t>
+      </w:r>
+    </w:p>
+    <w:p>
+      <w:r>
+        <w:t>Answer: B! That's right! Beep-Boop updated his map so he would not make the same mistake again. That is learning!</w:t>
+      </w:r>
+    </w:p>
+    <w:p>
+      <w:r>
+        <w:t>Why does practicing sports or reading help you get better?</w:t>
+        <w:br/>
+        <w:t xml:space="preserve">    A) Because your shoes get faster</w:t>
+        <w:br/>
+        <w:t xml:space="preserve">    B) Because practice makes your brain's predictions better</w:t>
+        <w:br/>
+        <w:t xml:space="preserve">    C) Because the book gets lighter</w:t>
+        <w:br/>
+        <w:t xml:space="preserve">    D) Because the ball gets softer</w:t>
+      </w:r>
+    </w:p>
+    <w:p>
+      <w:r>
+        <w:t>Answer: B! Exactly! Every time you practice, your brain's map gets a little better, and your predictions improve.</w:t>
+      </w:r>
+    </w:p>
+    <w:p>
+      <w:r>
+        <w:t>If you thought a box was empty but it was full of heavy books, how would you feel?</w:t>
+        <w:br/>
+        <w:t xml:space="preserve">    A) Bored</w:t>
+        <w:br/>
+        <w:t xml:space="preserve">    B) Surprised!</w:t>
+        <w:br/>
+        <w:t xml:space="preserve">    C) Sleepy</w:t>
+        <w:br/>
+        <w:t xml:space="preserve">    D) Invisible</w:t>
+      </w:r>
+    </w:p>
+    <w:p>
+      <w:r>
+        <w:t>Answer: B! You would be surprised because your prediction was wrong. And now your brain knows: check before you lift!</w:t>
       </w:r>
     </w:p>
     <w:p>
